--- a/ethics/attachments/invitation_text.docx
+++ b/ethics/attachments/invitation_text.docx
@@ -102,23 +102,23 @@
           <w:sz w:val="28"/>
           <w:szCs w:val="28"/>
         </w:rPr>
-        <w:t xml:space="preserve">Across approximately 1 hour and </w:t>
-      </w:r>
-      <w:r>
-        <w:rPr>
-          <w:rFonts w:ascii="Calibri" w:hAnsi="Calibri" w:cs="Calibri"/>
-          <w:sz w:val="28"/>
-          <w:szCs w:val="28"/>
-        </w:rPr>
-        <w:t>30</w:t>
-      </w:r>
-      <w:r>
-        <w:rPr>
-          <w:rFonts w:ascii="Calibri" w:hAnsi="Calibri" w:cs="Calibri"/>
-          <w:sz w:val="28"/>
-          <w:szCs w:val="28"/>
-        </w:rPr>
-        <w:t xml:space="preserve"> minutes, you will complete a visual illusion task, other perceptual tasks, and questionnaires.</w:t>
+        <w:t xml:space="preserve">Across approximately </w:t>
+      </w:r>
+      <w:r>
+        <w:rPr>
+          <w:rFonts w:ascii="Calibri" w:hAnsi="Calibri" w:cs="Calibri"/>
+          <w:sz w:val="28"/>
+          <w:szCs w:val="28"/>
+        </w:rPr>
+        <w:t xml:space="preserve">90-120 </w:t>
+      </w:r>
+      <w:r>
+        <w:rPr>
+          <w:rFonts w:ascii="Calibri" w:hAnsi="Calibri" w:cs="Calibri"/>
+          <w:sz w:val="28"/>
+          <w:szCs w:val="28"/>
+        </w:rPr>
+        <w:t>minutes, you will complete a visual illusion task, other perceptual tasks, and questionnaires.</w:t>
       </w:r>
     </w:p>
     <w:p>
@@ -231,7 +231,23 @@
           <w:sz w:val="28"/>
           <w:szCs w:val="28"/>
         </w:rPr>
-        <w:t xml:space="preserve"> You will be paid 10 GBP for your time.</w:t>
+        <w:t xml:space="preserve"> You will be paid 1</w:t>
+      </w:r>
+      <w:r>
+        <w:rPr>
+          <w:rFonts w:ascii="Calibri" w:hAnsi="Calibri" w:cs="Calibri"/>
+          <w:sz w:val="28"/>
+          <w:szCs w:val="28"/>
+        </w:rPr>
+        <w:t>5</w:t>
+      </w:r>
+      <w:r>
+        <w:rPr>
+          <w:rFonts w:ascii="Calibri" w:hAnsi="Calibri" w:cs="Calibri"/>
+          <w:sz w:val="28"/>
+          <w:szCs w:val="28"/>
+        </w:rPr>
+        <w:t xml:space="preserve"> GBP for your time.</w:t>
       </w:r>
     </w:p>
     <w:p>
